--- a/1imagewk1.docx
+++ b/1imagewk1.docx
@@ -22,6 +22,86 @@
             <a:graphic xmlns:a="http://schemas.openxmlformats.org/drawingml/2006/main">
               <a:graphicData uri="http://schemas.openxmlformats.org/drawingml/2006/chart">
                 <c:chart xmlns:c="http://schemas.openxmlformats.org/drawingml/2006/chart" xmlns:r="http://schemas.openxmlformats.org/officeDocument/2006/relationships" r:id="rId4"/>
+              </a:graphicData>
+            </a:graphic>
+          </wp:inline>
+        </w:drawing>
+      </w:r>
+    </w:p>
+    <w:p>
+      <w:r>
+        <w:drawing>
+          <wp:inline distT="0" distB="0" distL="0" distR="0" wp14:anchorId="0D9625F5" wp14:editId="5206E3F3">
+            <wp:extent cx="5731510" cy="3467100"/>
+            <wp:effectExtent l="0" t="0" r="2540" b="0"/>
+            <wp:docPr id="1632763343" name="Picture 1"/>
+            <wp:cNvGraphicFramePr>
+              <a:graphicFrameLocks xmlns:a="http://schemas.openxmlformats.org/drawingml/2006/main" noChangeAspect="1"/>
+            </wp:cNvGraphicFramePr>
+            <a:graphic xmlns:a="http://schemas.openxmlformats.org/drawingml/2006/main">
+              <a:graphicData uri="http://schemas.openxmlformats.org/drawingml/2006/picture">
+                <pic:pic xmlns:pic="http://schemas.openxmlformats.org/drawingml/2006/picture">
+                  <pic:nvPicPr>
+                    <pic:cNvPr id="1632763343" name=""/>
+                    <pic:cNvPicPr/>
+                  </pic:nvPicPr>
+                  <pic:blipFill>
+                    <a:blip r:embed="rId5"/>
+                    <a:stretch>
+                      <a:fillRect/>
+                    </a:stretch>
+                  </pic:blipFill>
+                  <pic:spPr>
+                    <a:xfrm>
+                      <a:off x="0" y="0"/>
+                      <a:ext cx="5731510" cy="3467100"/>
+                    </a:xfrm>
+                    <a:prstGeom prst="rect">
+                      <a:avLst/>
+                    </a:prstGeom>
+                  </pic:spPr>
+                </pic:pic>
+              </a:graphicData>
+            </a:graphic>
+          </wp:inline>
+        </w:drawing>
+      </w:r>
+    </w:p>
+    <w:p/>
+    <w:p>
+      <w:r>
+        <w:lastRenderedPageBreak/>
+        <w:drawing>
+          <wp:inline distT="0" distB="0" distL="0" distR="0" wp14:anchorId="15C6048A" wp14:editId="353226EF">
+            <wp:extent cx="5731510" cy="3176905"/>
+            <wp:effectExtent l="0" t="0" r="2540" b="4445"/>
+            <wp:docPr id="634330846" name="Picture 1"/>
+            <wp:cNvGraphicFramePr>
+              <a:graphicFrameLocks xmlns:a="http://schemas.openxmlformats.org/drawingml/2006/main" noChangeAspect="1"/>
+            </wp:cNvGraphicFramePr>
+            <a:graphic xmlns:a="http://schemas.openxmlformats.org/drawingml/2006/main">
+              <a:graphicData uri="http://schemas.openxmlformats.org/drawingml/2006/picture">
+                <pic:pic xmlns:pic="http://schemas.openxmlformats.org/drawingml/2006/picture">
+                  <pic:nvPicPr>
+                    <pic:cNvPr id="634330846" name=""/>
+                    <pic:cNvPicPr/>
+                  </pic:nvPicPr>
+                  <pic:blipFill>
+                    <a:blip r:embed="rId6"/>
+                    <a:stretch>
+                      <a:fillRect/>
+                    </a:stretch>
+                  </pic:blipFill>
+                  <pic:spPr>
+                    <a:xfrm>
+                      <a:off x="0" y="0"/>
+                      <a:ext cx="5731510" cy="3176905"/>
+                    </a:xfrm>
+                    <a:prstGeom prst="rect">
+                      <a:avLst/>
+                    </a:prstGeom>
+                  </pic:spPr>
+                </pic:pic>
               </a:graphicData>
             </a:graphic>
           </wp:inline>
